--- a/Calendario2025/Ejercicios/E17_QoS/17_QoS_Profesor.docx
+++ b/Calendario2025/Ejercicios/E17_QoS/17_QoS_Profesor.docx
@@ -1,6 +1,6 @@
 
 <file path=word/document.xml><?xml version="1.0" encoding="utf-8"?>
-<w:document xmlns:wpc="http://schemas.microsoft.com/office/word/2010/wordprocessingCanvas" xmlns:cx="http://schemas.microsoft.com/office/drawing/2014/chartex" xmlns:cx1="http://schemas.microsoft.com/office/drawing/2015/9/8/chartex" xmlns:cx2="http://schemas.microsoft.com/office/drawing/2015/10/21/chartex" xmlns:cx3="http://schemas.microsoft.com/office/drawing/2016/5/9/chartex" xmlns:cx4="http://schemas.microsoft.com/office/drawing/2016/5/10/chartex" xmlns:cx5="http://schemas.microsoft.com/office/drawing/2016/5/11/chartex" xmlns:cx6="http://schemas.microsoft.com/office/drawing/2016/5/12/chartex" xmlns:cx7="http://schemas.microsoft.com/office/drawing/2016/5/13/chartex" xmlns:cx8="http://schemas.microsoft.com/office/drawing/2016/5/14/chartex" xmlns:mc="http://schemas.openxmlformats.org/markup-compatibility/2006" xmlns:aink="http://schemas.microsoft.com/office/drawing/2016/ink" xmlns:am3d="http://schemas.microsoft.com/office/drawing/2017/model3d" xmlns:o="urn:schemas-microsoft-com:office:office" xmlns:oel="http://schemas.microsoft.com/office/2019/extlst" xmlns:r="http://schemas.openxmlformats.org/officeDocument/2006/relationships" xmlns:m="http://schemas.openxmlformats.org/officeDocument/2006/math" xmlns:v="urn:schemas-microsoft-com:vml" xmlns:wp14="http://schemas.microsoft.com/office/word/2010/wordprocessingDrawing" xmlns:wp="http://schemas.openxmlformats.org/drawingml/2006/wordprocessingDrawing" xmlns:w10="urn:schemas-microsoft-com:office:word" xmlns:w="http://schemas.openxmlformats.org/wordprocessingml/2006/main" xmlns:w14="http://schemas.microsoft.com/office/word/2010/wordml" xmlns:w15="http://schemas.microsoft.com/office/word/2012/wordml" xmlns:w16cex="http://schemas.microsoft.com/office/word/2018/wordml/cex" xmlns:w16cid="http://schemas.microsoft.com/office/word/2016/wordml/cid" xmlns:w16="http://schemas.microsoft.com/office/word/2018/wordml" xmlns:w16sdtdh="http://schemas.microsoft.com/office/word/2020/wordml/sdtdatahash" xmlns:w16se="http://schemas.microsoft.com/office/word/2015/wordml/symex" xmlns:wpg="http://schemas.microsoft.com/office/word/2010/wordprocessingGroup" xmlns:wpi="http://schemas.microsoft.com/office/word/2010/wordprocessingInk" xmlns:wne="http://schemas.microsoft.com/office/word/2006/wordml" xmlns:wps="http://schemas.microsoft.com/office/word/2010/wordprocessingShape" mc:Ignorable="w14 w15 w16se w16cid w16 w16cex w16sdtdh wp14">
+<w:document xmlns:wpc="http://schemas.microsoft.com/office/word/2010/wordprocessingCanvas" xmlns:cx="http://schemas.microsoft.com/office/drawing/2014/chartex" xmlns:cx1="http://schemas.microsoft.com/office/drawing/2015/9/8/chartex" xmlns:cx2="http://schemas.microsoft.com/office/drawing/2015/10/21/chartex" xmlns:cx3="http://schemas.microsoft.com/office/drawing/2016/5/9/chartex" xmlns:cx4="http://schemas.microsoft.com/office/drawing/2016/5/10/chartex" xmlns:cx5="http://schemas.microsoft.com/office/drawing/2016/5/11/chartex" xmlns:cx6="http://schemas.microsoft.com/office/drawing/2016/5/12/chartex" xmlns:cx7="http://schemas.microsoft.com/office/drawing/2016/5/13/chartex" xmlns:cx8="http://schemas.microsoft.com/office/drawing/2016/5/14/chartex" xmlns:mc="http://schemas.openxmlformats.org/markup-compatibility/2006" xmlns:aink="http://schemas.microsoft.com/office/drawing/2016/ink" xmlns:am3d="http://schemas.microsoft.com/office/drawing/2017/model3d" xmlns:o="urn:schemas-microsoft-com:office:office" xmlns:oel="http://schemas.microsoft.com/office/2019/extlst" xmlns:r="http://schemas.openxmlformats.org/officeDocument/2006/relationships" xmlns:m="http://schemas.openxmlformats.org/officeDocument/2006/math" xmlns:v="urn:schemas-microsoft-com:vml" xmlns:wp14="http://schemas.microsoft.com/office/word/2010/wordprocessingDrawing" xmlns:wp="http://schemas.openxmlformats.org/drawingml/2006/wordprocessingDrawing" xmlns:w10="urn:schemas-microsoft-com:office:word" xmlns:w="http://schemas.openxmlformats.org/wordprocessingml/2006/main" xmlns:w14="http://schemas.microsoft.com/office/word/2010/wordml" xmlns:w15="http://schemas.microsoft.com/office/word/2012/wordml" xmlns:w16cex="http://schemas.microsoft.com/office/word/2018/wordml/cex" xmlns:w16cid="http://schemas.microsoft.com/office/word/2016/wordml/cid" xmlns:w16="http://schemas.microsoft.com/office/word/2018/wordml" xmlns:w16du="http://schemas.microsoft.com/office/word/2023/wordml/word16du" xmlns:w16sdtdh="http://schemas.microsoft.com/office/word/2020/wordml/sdtdatahash" xmlns:w16sdtfl="http://schemas.microsoft.com/office/word/2024/wordml/sdtformatlock" xmlns:w16se="http://schemas.microsoft.com/office/word/2015/wordml/symex" xmlns:wpg="http://schemas.microsoft.com/office/word/2010/wordprocessingGroup" xmlns:wpi="http://schemas.microsoft.com/office/word/2010/wordprocessingInk" xmlns:wne="http://schemas.microsoft.com/office/word/2006/wordml" xmlns:wps="http://schemas.microsoft.com/office/word/2010/wordprocessingShape" mc:Ignorable="w14 w15 w16se w16cid w16 w16cex w16sdtdh w16sdtfl w16du wp14">
   <w:body>
     <w:p>
       <w:pPr>
@@ -2261,6 +2261,32 @@
         <w:spacing w:after="0" w:line="300" w:lineRule="exact"/>
         <w:jc w:val="both"/>
         <w:rPr>
+          <w:rFonts w:cstheme="minorHAnsi"/>
+          <w:b/>
+          <w:bCs/>
+          <w:sz w:val="24"/>
+          <w:szCs w:val="24"/>
+        </w:rPr>
+      </w:pPr>
+    </w:p>
+    <w:p>
+      <w:pPr>
+        <w:spacing w:after="0" w:line="300" w:lineRule="exact"/>
+        <w:jc w:val="both"/>
+        <w:rPr>
+          <w:rFonts w:cstheme="minorHAnsi"/>
+          <w:b/>
+          <w:bCs/>
+          <w:sz w:val="24"/>
+          <w:szCs w:val="24"/>
+        </w:rPr>
+      </w:pPr>
+    </w:p>
+    <w:p>
+      <w:pPr>
+        <w:spacing w:after="0" w:line="300" w:lineRule="exact"/>
+        <w:jc w:val="both"/>
+        <w:rPr>
           <w:rFonts w:ascii="Arial" w:hAnsi="Arial" w:cs="Arial"/>
           <w:b/>
           <w:bCs/>
@@ -2292,6 +2318,7 @@
           <w:szCs w:val="28"/>
           <w:lang w:val="es-ES"/>
         </w:rPr>
+        <w:lastRenderedPageBreak/>
         <w:t>Parte 3: Aplicar este mapa de políticas usando una política de servicio.</w:t>
       </w:r>
     </w:p>
@@ -2326,7 +2353,6 @@
           <w:rFonts w:ascii="Arial" w:hAnsi="Arial" w:cs="Arial"/>
           <w:lang w:val="es-419"/>
         </w:rPr>
-        <w:lastRenderedPageBreak/>
         <w:t>Aplique esta política en</w:t>
       </w:r>
       <w:r>
@@ -3762,17 +3788,6 @@
     <w:p>
       <w:pPr>
         <w:spacing w:after="0" w:line="300" w:lineRule="exact"/>
-        <w:rPr>
-          <w:rFonts w:ascii="Arial" w:hAnsi="Arial" w:cs="Arial"/>
-          <w:b/>
-          <w:bCs/>
-          <w:lang w:val="es-419"/>
-        </w:rPr>
-      </w:pPr>
-    </w:p>
-    <w:p>
-      <w:pPr>
-        <w:spacing w:after="0" w:line="300" w:lineRule="exact"/>
         <w:jc w:val="both"/>
         <w:rPr>
           <w:rFonts w:ascii="Arial" w:hAnsi="Arial" w:cs="Arial"/>
@@ -3792,7 +3807,6 @@
           <w:szCs w:val="28"/>
           <w:lang w:val="es-ES"/>
         </w:rPr>
-        <w:lastRenderedPageBreak/>
         <w:t xml:space="preserve">Parte </w:t>
       </w:r>
       <w:r>
@@ -4744,7 +4758,7 @@
                                     </pic:cNvPicPr>
                                   </pic:nvPicPr>
                                   <pic:blipFill>
-                                    <a:blip r:embed="rId9">
+                                    <a:blip r:embed="rId10">
                                       <a:extLst>
                                         <a:ext uri="{28A0092B-C50C-407E-A947-70E740481C1C}">
                                           <a14:useLocalDpi xmlns:a14="http://schemas.microsoft.com/office/drawing/2010/main" val="0"/>
@@ -4926,7 +4940,6 @@
           <w:szCs w:val="28"/>
           <w:lang w:val="es-ES"/>
         </w:rPr>
-        <w:lastRenderedPageBreak/>
         <w:t>Parte</w:t>
       </w:r>
       <w:r>
@@ -5163,7 +5176,7 @@
                                           </pic:cNvPicPr>
                                         </pic:nvPicPr>
                                         <pic:blipFill>
-                                          <a:blip r:embed="rId10">
+                                          <a:blip r:embed="rId11">
                                             <a:extLst>
                                               <a:ext uri="{28A0092B-C50C-407E-A947-70E740481C1C}">
                                                 <a14:useLocalDpi xmlns:a14="http://schemas.microsoft.com/office/drawing/2010/main" val="0"/>
@@ -5240,7 +5253,7 @@
                                     </pic:cNvPicPr>
                                   </pic:nvPicPr>
                                   <pic:blipFill>
-                                    <a:blip r:embed="rId10">
+                                    <a:blip r:embed="rId12">
                                       <a:extLst>
                                         <a:ext uri="{28A0092B-C50C-407E-A947-70E740481C1C}">
                                           <a14:useLocalDpi xmlns:a14="http://schemas.microsoft.com/office/drawing/2010/main" val="0"/>
@@ -5625,7 +5638,7 @@
                                           </pic:cNvPicPr>
                                         </pic:nvPicPr>
                                         <pic:blipFill>
-                                          <a:blip r:embed="rId11">
+                                          <a:blip r:embed="rId13">
                                             <a:extLst>
                                               <a:ext uri="{28A0092B-C50C-407E-A947-70E740481C1C}">
                                                 <a14:useLocalDpi xmlns:a14="http://schemas.microsoft.com/office/drawing/2010/main" val="0"/>
@@ -5702,7 +5715,7 @@
                                     </pic:cNvPicPr>
                                   </pic:nvPicPr>
                                   <pic:blipFill>
-                                    <a:blip r:embed="rId11">
+                                    <a:blip r:embed="rId14">
                                       <a:extLst>
                                         <a:ext uri="{28A0092B-C50C-407E-A947-70E740481C1C}">
                                           <a14:useLocalDpi xmlns:a14="http://schemas.microsoft.com/office/drawing/2010/main" val="0"/>
@@ -6056,7 +6069,6 @@
           <w:szCs w:val="28"/>
           <w:lang w:val="es-ES"/>
         </w:rPr>
-        <w:lastRenderedPageBreak/>
         <w:t>Parte</w:t>
       </w:r>
       <w:r>
@@ -6281,47 +6293,7 @@
           <w:bCs/>
           <w:color w:val="0D0D0D" w:themeColor="text1" w:themeTint="F2"/>
         </w:rPr>
-        <w:t xml:space="preserve"> </w:t>
-      </w:r>
-      <w:proofErr w:type="spellStart"/>
-      <w:r>
-        <w:rPr>
-          <w:rFonts w:ascii="Arial" w:hAnsi="Arial" w:cs="Arial"/>
-          <w:b/>
-          <w:bCs/>
-          <w:color w:val="0D0D0D" w:themeColor="text1" w:themeTint="F2"/>
-        </w:rPr>
-        <w:t>policy-map</w:t>
-      </w:r>
-      <w:proofErr w:type="spellEnd"/>
-      <w:r>
-        <w:rPr>
-          <w:rFonts w:ascii="Arial" w:hAnsi="Arial" w:cs="Arial"/>
-          <w:b/>
-          <w:bCs/>
-          <w:color w:val="0D0D0D" w:themeColor="text1" w:themeTint="F2"/>
-        </w:rPr>
-        <w:t xml:space="preserve"> </w:t>
-      </w:r>
-      <w:proofErr w:type="spellStart"/>
-      <w:r>
-        <w:rPr>
-          <w:rFonts w:ascii="Arial" w:hAnsi="Arial" w:cs="Arial"/>
-          <w:b/>
-          <w:bCs/>
-          <w:color w:val="0D0D0D" w:themeColor="text1" w:themeTint="F2"/>
-        </w:rPr>
-        <w:t>int</w:t>
-      </w:r>
-      <w:proofErr w:type="spellEnd"/>
-      <w:r>
-        <w:rPr>
-          <w:rFonts w:ascii="Arial" w:hAnsi="Arial" w:cs="Arial"/>
-          <w:b/>
-          <w:bCs/>
-          <w:color w:val="0D0D0D" w:themeColor="text1" w:themeTint="F2"/>
-        </w:rPr>
-        <w:t xml:space="preserve"> </w:t>
+        <w:t xml:space="preserve"> policy-map int </w:t>
       </w:r>
       <w:r>
         <w:rPr>
@@ -6427,7 +6399,7 @@
                                           </pic:cNvPicPr>
                                         </pic:nvPicPr>
                                         <pic:blipFill>
-                                          <a:blip r:embed="rId12">
+                                          <a:blip r:embed="rId15">
                                             <a:extLst>
                                               <a:ext uri="{28A0092B-C50C-407E-A947-70E740481C1C}">
                                                 <a14:useLocalDpi xmlns:a14="http://schemas.microsoft.com/office/drawing/2010/main" val="0"/>
@@ -6504,7 +6476,7 @@
                                     </pic:cNvPicPr>
                                   </pic:nvPicPr>
                                   <pic:blipFill>
-                                    <a:blip r:embed="rId12">
+                                    <a:blip r:embed="rId16">
                                       <a:extLst>
                                         <a:ext uri="{28A0092B-C50C-407E-A947-70E740481C1C}">
                                           <a14:useLocalDpi xmlns:a14="http://schemas.microsoft.com/office/drawing/2010/main" val="0"/>
@@ -6872,7 +6844,7 @@
                                           </pic:cNvPicPr>
                                         </pic:nvPicPr>
                                         <pic:blipFill>
-                                          <a:blip r:embed="rId13">
+                                          <a:blip r:embed="rId17">
                                             <a:extLst>
                                               <a:ext uri="{28A0092B-C50C-407E-A947-70E740481C1C}">
                                                 <a14:useLocalDpi xmlns:a14="http://schemas.microsoft.com/office/drawing/2010/main" val="0"/>
@@ -6949,7 +6921,7 @@
                                     </pic:cNvPicPr>
                                   </pic:nvPicPr>
                                   <pic:blipFill>
-                                    <a:blip r:embed="rId13">
+                                    <a:blip r:embed="rId18">
                                       <a:extLst>
                                         <a:ext uri="{28A0092B-C50C-407E-A947-70E740481C1C}">
                                           <a14:useLocalDpi xmlns:a14="http://schemas.microsoft.com/office/drawing/2010/main" val="0"/>
@@ -7319,7 +7291,7 @@
                                           </pic:cNvPicPr>
                                         </pic:nvPicPr>
                                         <pic:blipFill>
-                                          <a:blip r:embed="rId14">
+                                          <a:blip r:embed="rId19">
                                             <a:extLst>
                                               <a:ext uri="{28A0092B-C50C-407E-A947-70E740481C1C}">
                                                 <a14:useLocalDpi xmlns:a14="http://schemas.microsoft.com/office/drawing/2010/main" val="0"/>
@@ -7396,7 +7368,7 @@
                                     </pic:cNvPicPr>
                                   </pic:nvPicPr>
                                   <pic:blipFill>
-                                    <a:blip r:embed="rId14">
+                                    <a:blip r:embed="rId20">
                                       <a:extLst>
                                         <a:ext uri="{28A0092B-C50C-407E-A947-70E740481C1C}">
                                           <a14:useLocalDpi xmlns:a14="http://schemas.microsoft.com/office/drawing/2010/main" val="0"/>
@@ -7852,7 +7824,7 @@
 </file>
 
 <file path=word/numbering.xml><?xml version="1.0" encoding="utf-8"?>
-<w:numbering xmlns:wpc="http://schemas.microsoft.com/office/word/2010/wordprocessingCanvas" xmlns:cx="http://schemas.microsoft.com/office/drawing/2014/chartex" xmlns:cx1="http://schemas.microsoft.com/office/drawing/2015/9/8/chartex" xmlns:cx2="http://schemas.microsoft.com/office/drawing/2015/10/21/chartex" xmlns:cx3="http://schemas.microsoft.com/office/drawing/2016/5/9/chartex" xmlns:cx4="http://schemas.microsoft.com/office/drawing/2016/5/10/chartex" xmlns:cx5="http://schemas.microsoft.com/office/drawing/2016/5/11/chartex" xmlns:cx6="http://schemas.microsoft.com/office/drawing/2016/5/12/chartex" xmlns:cx7="http://schemas.microsoft.com/office/drawing/2016/5/13/chartex" xmlns:cx8="http://schemas.microsoft.com/office/drawing/2016/5/14/chartex" xmlns:mc="http://schemas.openxmlformats.org/markup-compatibility/2006" xmlns:aink="http://schemas.microsoft.com/office/drawing/2016/ink" xmlns:am3d="http://schemas.microsoft.com/office/drawing/2017/model3d" xmlns:o="urn:schemas-microsoft-com:office:office" xmlns:oel="http://schemas.microsoft.com/office/2019/extlst" xmlns:r="http://schemas.openxmlformats.org/officeDocument/2006/relationships" xmlns:m="http://schemas.openxmlformats.org/officeDocument/2006/math" xmlns:v="urn:schemas-microsoft-com:vml" xmlns:wp14="http://schemas.microsoft.com/office/word/2010/wordprocessingDrawing" xmlns:wp="http://schemas.openxmlformats.org/drawingml/2006/wordprocessingDrawing" xmlns:w10="urn:schemas-microsoft-com:office:word" xmlns:w="http://schemas.openxmlformats.org/wordprocessingml/2006/main" xmlns:w14="http://schemas.microsoft.com/office/word/2010/wordml" xmlns:w15="http://schemas.microsoft.com/office/word/2012/wordml" xmlns:w16cex="http://schemas.microsoft.com/office/word/2018/wordml/cex" xmlns:w16cid="http://schemas.microsoft.com/office/word/2016/wordml/cid" xmlns:w16="http://schemas.microsoft.com/office/word/2018/wordml" xmlns:w16sdtdh="http://schemas.microsoft.com/office/word/2020/wordml/sdtdatahash" xmlns:w16se="http://schemas.microsoft.com/office/word/2015/wordml/symex" xmlns:wpg="http://schemas.microsoft.com/office/word/2010/wordprocessingGroup" xmlns:wpi="http://schemas.microsoft.com/office/word/2010/wordprocessingInk" xmlns:wne="http://schemas.microsoft.com/office/word/2006/wordml" xmlns:wps="http://schemas.microsoft.com/office/word/2010/wordprocessingShape" mc:Ignorable="w14 w15 w16se w16cid w16 w16cex w16sdtdh wp14">
+<w:numbering xmlns:wpc="http://schemas.microsoft.com/office/word/2010/wordprocessingCanvas" xmlns:cx="http://schemas.microsoft.com/office/drawing/2014/chartex" xmlns:cx1="http://schemas.microsoft.com/office/drawing/2015/9/8/chartex" xmlns:cx2="http://schemas.microsoft.com/office/drawing/2015/10/21/chartex" xmlns:cx3="http://schemas.microsoft.com/office/drawing/2016/5/9/chartex" xmlns:cx4="http://schemas.microsoft.com/office/drawing/2016/5/10/chartex" xmlns:cx5="http://schemas.microsoft.com/office/drawing/2016/5/11/chartex" xmlns:cx6="http://schemas.microsoft.com/office/drawing/2016/5/12/chartex" xmlns:cx7="http://schemas.microsoft.com/office/drawing/2016/5/13/chartex" xmlns:cx8="http://schemas.microsoft.com/office/drawing/2016/5/14/chartex" xmlns:mc="http://schemas.openxmlformats.org/markup-compatibility/2006" xmlns:aink="http://schemas.microsoft.com/office/drawing/2016/ink" xmlns:am3d="http://schemas.microsoft.com/office/drawing/2017/model3d" xmlns:o="urn:schemas-microsoft-com:office:office" xmlns:oel="http://schemas.microsoft.com/office/2019/extlst" xmlns:r="http://schemas.openxmlformats.org/officeDocument/2006/relationships" xmlns:m="http://schemas.openxmlformats.org/officeDocument/2006/math" xmlns:v="urn:schemas-microsoft-com:vml" xmlns:wp14="http://schemas.microsoft.com/office/word/2010/wordprocessingDrawing" xmlns:wp="http://schemas.openxmlformats.org/drawingml/2006/wordprocessingDrawing" xmlns:w10="urn:schemas-microsoft-com:office:word" xmlns:w="http://schemas.openxmlformats.org/wordprocessingml/2006/main" xmlns:w14="http://schemas.microsoft.com/office/word/2010/wordml" xmlns:w15="http://schemas.microsoft.com/office/word/2012/wordml" xmlns:w16cex="http://schemas.microsoft.com/office/word/2018/wordml/cex" xmlns:w16cid="http://schemas.microsoft.com/office/word/2016/wordml/cid" xmlns:w16="http://schemas.microsoft.com/office/word/2018/wordml" xmlns:w16du="http://schemas.microsoft.com/office/word/2023/wordml/word16du" xmlns:w16sdtdh="http://schemas.microsoft.com/office/word/2020/wordml/sdtdatahash" xmlns:w16sdtfl="http://schemas.microsoft.com/office/word/2024/wordml/sdtformatlock" xmlns:w16se="http://schemas.microsoft.com/office/word/2015/wordml/symex" xmlns:wpg="http://schemas.microsoft.com/office/word/2010/wordprocessingGroup" xmlns:wpi="http://schemas.microsoft.com/office/word/2010/wordprocessingInk" xmlns:wne="http://schemas.microsoft.com/office/word/2006/wordml" xmlns:wps="http://schemas.microsoft.com/office/word/2010/wordprocessingShape" mc:Ignorable="w14 w15 w16se w16cid w16 w16cex w16sdtdh w16sdtfl w16du wp14">
   <w:abstractNum w:abstractNumId="0" w15:restartNumberingAfterBreak="0">
     <w:nsid w:val="0A8F3DBC"/>
     <w:multiLevelType w:val="hybridMultilevel"/>
@@ -10794,7 +10766,7 @@
 </file>
 
 <file path=word/styles.xml><?xml version="1.0" encoding="utf-8"?>
-<w:styles xmlns:mc="http://schemas.openxmlformats.org/markup-compatibility/2006" xmlns:r="http://schemas.openxmlformats.org/officeDocument/2006/relationships" xmlns:w="http://schemas.openxmlformats.org/wordprocessingml/2006/main" xmlns:w14="http://schemas.microsoft.com/office/word/2010/wordml" xmlns:w15="http://schemas.microsoft.com/office/word/2012/wordml" xmlns:w16cex="http://schemas.microsoft.com/office/word/2018/wordml/cex" xmlns:w16cid="http://schemas.microsoft.com/office/word/2016/wordml/cid" xmlns:w16="http://schemas.microsoft.com/office/word/2018/wordml" xmlns:w16sdtdh="http://schemas.microsoft.com/office/word/2020/wordml/sdtdatahash" xmlns:w16se="http://schemas.microsoft.com/office/word/2015/wordml/symex" mc:Ignorable="w14 w15 w16se w16cid w16 w16cex w16sdtdh">
+<w:styles xmlns:mc="http://schemas.openxmlformats.org/markup-compatibility/2006" xmlns:r="http://schemas.openxmlformats.org/officeDocument/2006/relationships" xmlns:w="http://schemas.openxmlformats.org/wordprocessingml/2006/main" xmlns:w14="http://schemas.microsoft.com/office/word/2010/wordml" xmlns:w15="http://schemas.microsoft.com/office/word/2012/wordml" xmlns:w16cex="http://schemas.microsoft.com/office/word/2018/wordml/cex" xmlns:w16cid="http://schemas.microsoft.com/office/word/2016/wordml/cid" xmlns:w16="http://schemas.microsoft.com/office/word/2018/wordml" xmlns:w16du="http://schemas.microsoft.com/office/word/2023/wordml/word16du" xmlns:w16sdtdh="http://schemas.microsoft.com/office/word/2020/wordml/sdtdatahash" xmlns:w16sdtfl="http://schemas.microsoft.com/office/word/2024/wordml/sdtformatlock" xmlns:w16se="http://schemas.microsoft.com/office/word/2015/wordml/symex" mc:Ignorable="w14 w15 w16se w16cid w16 w16cex w16sdtdh w16sdtfl w16du">
   <w:docDefaults>
     <w:rPrDefault>
       <w:rPr>
